--- a/06-operacao/04-monitorizacao.docx
+++ b/06-operacao/04-monitorizacao.docx
@@ -187,7 +187,7 @@
                 <w:rPr>
                   <w:rStyle w:val="Hyperlink"/>
                 </w:rPr>
-                <w:t xml:space="preserve">runbook</w:t>
+                <w:t xml:space="preserve">manual de operação</w:t>
               </w:r>
             </w:hyperlink>
             <w:r>
@@ -821,13 +821,13 @@
       </w:tr>
     </w:tbl>
     <w:bookmarkEnd w:id="52"/>
-    <w:bookmarkStart w:id="53" w:name="alertas-de-consumo-burn-rate"/>
+    <w:bookmarkStart w:id="53" w:name="alertas-de-consumo-ritmo-de-consumo"/>
     <w:p>
       <w:pPr>
         <w:pStyle w:val="Heading3"/>
       </w:pPr>
       <w:r>
-        <w:t xml:space="preserve">2.3 Alertas de consumo (burn rate)</w:t>
+        <w:t xml:space="preserve">2.3 Alertas de consumo (ritmo de consumo)</w:t>
       </w:r>
     </w:p>
     <w:tbl>
@@ -2348,7 +2348,7 @@
               <w:pStyle w:val="Compact"/>
             </w:pPr>
             <w:r>
-              <w:t xml:space="preserve">Runbook</w:t>
+              <w:t xml:space="preserve">Manual de Operação</w:t>
             </w:r>
           </w:p>
         </w:tc>
@@ -2885,7 +2885,7 @@
               <w:pStyle w:val="Compact"/>
             </w:pPr>
             <w:r>
-              <w:t xml:space="preserve">Sem backup bem-sucedido em 26 h</w:t>
+              <w:t xml:space="preserve">Sem cópia de segurança bem-sucedido em 26 h</w:t>
             </w:r>
           </w:p>
         </w:tc>
